--- a/English reaseearch.docx
+++ b/English reaseearch.docx
@@ -7,8 +7,6 @@
         <w:pStyle w:val="Title"/>
         <w:jc w:val="center"/>
       </w:pPr>
-      <w:bookmarkStart w:id="0" w:name="_GoBack"/>
-      <w:bookmarkEnd w:id="0"/>
       <w:r>
         <w:t>Author’s detail</w:t>
       </w:r>
@@ -142,7 +140,15 @@
         </w:numPr>
       </w:pPr>
       <w:r>
-        <w:t>Deep dive into Python.</w:t>
+        <w:t xml:space="preserve">Proper use of </w:t>
+      </w:r>
+      <w:proofErr w:type="spellStart"/>
+      <w:r>
+        <w:t>identation</w:t>
+      </w:r>
+      <w:proofErr w:type="spellEnd"/>
+      <w:r>
+        <w:t>.</w:t>
       </w:r>
     </w:p>
     <w:p>
@@ -154,15 +160,7 @@
         </w:numPr>
       </w:pPr>
       <w:r>
-        <w:t xml:space="preserve">Proper use of </w:t>
-      </w:r>
-      <w:proofErr w:type="spellStart"/>
-      <w:r>
-        <w:t>identation</w:t>
-      </w:r>
-      <w:proofErr w:type="spellEnd"/>
-      <w:r>
-        <w:t>.</w:t>
+        <w:t>Uses of python in fields like Machine learning, Automation, AI, Prototyping, Web application.</w:t>
       </w:r>
     </w:p>
     <w:p>
@@ -174,7 +172,15 @@
         </w:numPr>
       </w:pPr>
       <w:r>
-        <w:t>Uses of python in fields like Machine learning, Automation, AI, Prototyping, Web application.</w:t>
+        <w:t xml:space="preserve">It provides a perfect balance between teaching </w:t>
+      </w:r>
+      <w:proofErr w:type="gramStart"/>
+      <w:r>
+        <w:t>and  coding</w:t>
+      </w:r>
+      <w:proofErr w:type="gramEnd"/>
+      <w:r>
+        <w:t>.</w:t>
       </w:r>
     </w:p>
     <w:p>
@@ -429,6 +435,83 @@
         <w:t>Summary</w:t>
       </w:r>
     </w:p>
+    <w:p>
+      <w:pPr>
+        <w:jc w:val="both"/>
+        <w:rPr>
+          <w:rFonts w:cstheme="minorHAnsi"/>
+        </w:rPr>
+      </w:pPr>
+      <w:r>
+        <w:t xml:space="preserve">In summary, this book carries the reader who are not familiar with coding and python. This book “Python Crash Course” – by Eric </w:t>
+      </w:r>
+      <w:proofErr w:type="spellStart"/>
+      <w:r>
+        <w:t>Matthes</w:t>
+      </w:r>
+      <w:proofErr w:type="spellEnd"/>
+      <w:r>
+        <w:t>, has two parts.  Inside, the first part (</w:t>
+      </w:r>
+      <w:r>
+        <w:rPr>
+          <w:rFonts w:ascii="Times New Roman" w:hAnsi="Times New Roman" w:cs="Times New Roman"/>
+        </w:rPr>
+        <w:t>I</w:t>
+      </w:r>
+      <w:r>
+        <w:t>) of this book, it teaches us about the b</w:t>
+      </w:r>
+      <w:r>
+        <w:t>asics</w:t>
+      </w:r>
+      <w:r>
+        <w:t xml:space="preserve">, rudimentary of python. It takes us through list, dictionary, tuples, set, and using loops in them. It also lets you practice coding after completing each lesson or certain topics in it. </w:t>
+      </w:r>
+      <w:r>
+        <w:t>There is also TRY IT YOURSELF after every topic and lesson, where you will have to do write some codes on your own which are easy to understand.  It guides through classes, user input and function with simple examples which are easier to keep in mind. At every start of chapter, it provides with the details about what we will be learning in that chapter. And, then we will jump into code. Then again we will go back to theory.</w:t>
+      </w:r>
+      <w:r>
+        <w:t xml:space="preserve"> And, in </w:t>
+      </w:r>
+      <w:r>
+        <w:t>the part (</w:t>
+      </w:r>
+      <w:r>
+        <w:rPr>
+          <w:rFonts w:ascii="Times New Roman" w:hAnsi="Times New Roman" w:cs="Times New Roman"/>
+        </w:rPr>
+        <w:t xml:space="preserve">II), </w:t>
+      </w:r>
+      <w:r>
+        <w:rPr>
+          <w:rFonts w:cstheme="minorHAnsi"/>
+        </w:rPr>
+        <w:t xml:space="preserve">there is no theory it’s just coding. It will takes to projects in which we will surely not be able to make games like FIFA, PES, Counter strike but, it does teaches you making a small handy video games like alien invaders using </w:t>
+      </w:r>
+      <w:proofErr w:type="spellStart"/>
+      <w:r>
+        <w:rPr>
+          <w:rFonts w:cstheme="minorHAnsi"/>
+        </w:rPr>
+        <w:t>Pygame</w:t>
+      </w:r>
+      <w:proofErr w:type="spellEnd"/>
+      <w:r>
+        <w:rPr>
+          <w:rFonts w:cstheme="minorHAnsi"/>
+        </w:rPr>
+        <w:t xml:space="preserve">. It also lets you establish a website use Django and a bit of data visualization. After all of this, we can build a real-life applications. </w:t>
+      </w:r>
+    </w:p>
+    <w:p>
+      <w:pPr>
+        <w:jc w:val="both"/>
+      </w:pPr>
+      <w:bookmarkStart w:id="0" w:name="_GoBack"/>
+      <w:bookmarkEnd w:id="0"/>
+    </w:p>
+    <w:p/>
     <w:sectPr>
       <w:pgSz w:w="12240" w:h="15840"/>
       <w:pgMar w:top="1440" w:right="1440" w:bottom="1440" w:left="1440" w:header="720" w:footer="720" w:gutter="0"/>
